--- a/הוראות מערך שעות.docx
+++ b/הוראות מערך שעות.docx
@@ -32,6 +32,14 @@
           <w:lang w:val="en-IL"/>
         </w:rPr>
       </w:pPr>
+      <w:r>
+        <w:rPr>
+          <w:rFonts w:hint="cs"/>
+          <w:rtl/>
+          <w:lang w:val="en-IL"/>
+        </w:rPr>
+        <w:t>נ</w:t>
+      </w:r>
       <w:r>
         <w:rPr>
           <w:rFonts w:hint="cs"/>
@@ -151,6 +159,14 @@
           <w:rtl/>
           <w:lang w:val="en-IL"/>
         </w:rPr>
+        <w:t>נ</w:t>
+      </w:r>
+      <w:r>
+        <w:rPr>
+          <w:rFonts w:hint="cs"/>
+          <w:rtl/>
+          <w:lang w:val="en-IL"/>
+        </w:rPr>
         <w:t xml:space="preserve">כוון את שעות העבודה ביום כדי לראות רק את השעות הרלוונטיות </w:t>
       </w:r>
       <w:r>
@@ -185,6 +201,14 @@
           <w:rtl/>
           <w:lang w:val="en-IL"/>
         </w:rPr>
+        <w:t>נ</w:t>
+      </w:r>
+      <w:r>
+        <w:rPr>
+          <w:rFonts w:hint="cs"/>
+          <w:rtl/>
+          <w:lang w:val="en-IL"/>
+        </w:rPr>
         <w:t xml:space="preserve">לחץ  על </w:t>
       </w:r>
       <w:r>
@@ -199,7 +223,23 @@
           <w:rtl/>
           <w:lang w:val="en-IL"/>
         </w:rPr>
-        <w:t xml:space="preserve"> וכוון את השעות הרצויות</w:t>
+        <w:t xml:space="preserve"> ו</w:t>
+      </w:r>
+      <w:r>
+        <w:rPr>
+          <w:rFonts w:hint="cs"/>
+          <w:rtl/>
+          <w:lang w:val="en-IL"/>
+        </w:rPr>
+        <w:t>נ</w:t>
+      </w:r>
+      <w:r>
+        <w:rPr>
+          <w:rFonts w:hint="cs"/>
+          <w:rtl/>
+          <w:lang w:val="en-IL"/>
+        </w:rPr>
+        <w:t>כוון את השעות הרצויות</w:t>
       </w:r>
     </w:p>
     <w:p>
@@ -219,7 +259,23 @@
           <w:rtl/>
           <w:lang w:val="en-IL"/>
         </w:rPr>
-        <w:t xml:space="preserve">אם ברצונך לערוך את לוח השעות </w:t>
+        <w:t>אם ברצונ</w:t>
+      </w:r>
+      <w:r>
+        <w:rPr>
+          <w:rFonts w:hint="cs"/>
+          <w:rtl/>
+          <w:lang w:val="en-IL"/>
+        </w:rPr>
+        <w:t>נו</w:t>
+      </w:r>
+      <w:r>
+        <w:rPr>
+          <w:rFonts w:hint="cs"/>
+          <w:rtl/>
+          <w:lang w:val="en-IL"/>
+        </w:rPr>
+        <w:t xml:space="preserve"> לערוך את לוח השעות </w:t>
       </w:r>
       <w:r>
         <w:rPr>
@@ -272,10 +328,767 @@
           <w:numId w:val="1"/>
         </w:numPr>
         <w:rPr>
-          <w:rtl/>
-          <w:lang w:val="en-IL"/>
-        </w:rPr>
-      </w:pPr>
+          <w:lang w:val="en-IL"/>
+        </w:rPr>
+      </w:pPr>
+      <w:r>
+        <w:rPr>
+          <w:noProof/>
+        </w:rPr>
+        <w:drawing>
+          <wp:inline distT="0" distB="0" distL="0" distR="0" wp14:anchorId="049288A5" wp14:editId="1FF5D9DD">
+            <wp:extent cx="5274310" cy="1116965"/>
+            <wp:effectExtent l="0" t="0" r="2540" b="6985"/>
+            <wp:docPr id="30427375" name="Picture 1"/>
+            <wp:cNvGraphicFramePr>
+              <a:graphicFrameLocks xmlns:a="http://schemas.openxmlformats.org/drawingml/2006/main" noChangeAspect="1"/>
+            </wp:cNvGraphicFramePr>
+            <a:graphic xmlns:a="http://schemas.openxmlformats.org/drawingml/2006/main">
+              <a:graphicData uri="http://schemas.openxmlformats.org/drawingml/2006/picture">
+                <pic:pic xmlns:pic="http://schemas.openxmlformats.org/drawingml/2006/picture">
+                  <pic:nvPicPr>
+                    <pic:cNvPr id="30427375" name=""/>
+                    <pic:cNvPicPr/>
+                  </pic:nvPicPr>
+                  <pic:blipFill rotWithShape="1">
+                    <a:blip r:embed="rId6"/>
+                    <a:srcRect t="3299"/>
+                    <a:stretch>
+                      <a:fillRect/>
+                    </a:stretch>
+                  </pic:blipFill>
+                  <pic:spPr bwMode="auto">
+                    <a:xfrm>
+                      <a:off x="0" y="0"/>
+                      <a:ext cx="5274310" cy="1116965"/>
+                    </a:xfrm>
+                    <a:prstGeom prst="rect">
+                      <a:avLst/>
+                    </a:prstGeom>
+                    <a:ln>
+                      <a:noFill/>
+                    </a:ln>
+                    <a:extLst>
+                      <a:ext uri="{53640926-AAD7-44D8-BBD7-CCE9431645EC}">
+                        <a14:shadowObscured xmlns:a14="http://schemas.microsoft.com/office/drawing/2010/main"/>
+                      </a:ext>
+                    </a:extLst>
+                  </pic:spPr>
+                </pic:pic>
+              </a:graphicData>
+            </a:graphic>
+          </wp:inline>
+        </w:drawing>
+      </w:r>
+    </w:p>
+    <w:p>
+      <w:pPr>
+        <w:pStyle w:val="ListParagraph"/>
+        <w:numPr>
+          <w:ilvl w:val="0"/>
+          <w:numId w:val="1"/>
+        </w:numPr>
+        <w:rPr>
+          <w:lang w:val="en-IL"/>
+        </w:rPr>
+      </w:pPr>
+      <w:r>
+        <w:rPr>
+          <w:b/>
+          <w:bCs/>
+          <w:u w:val="single"/>
+          <w:lang w:val="en-IL"/>
+        </w:rPr>
+        <w:t>Songs</w:t>
+      </w:r>
+      <w:r>
+        <w:rPr>
+          <w:rFonts w:hint="cs"/>
+          <w:rtl/>
+          <w:lang w:val="en-IL"/>
+        </w:rPr>
+        <w:t xml:space="preserve"> - כדי לראות את רשימת השירים הקיימת באפליקציה לחץ על </w:t>
+      </w:r>
+      <w:r>
+        <w:rPr>
+          <w:lang w:val="en-IL"/>
+        </w:rPr>
+        <w:t>SONGS</w:t>
+      </w:r>
+      <w:r>
+        <w:rPr>
+          <w:rFonts w:hint="cs"/>
+          <w:rtl/>
+          <w:lang w:val="en-IL"/>
+        </w:rPr>
+        <w:t xml:space="preserve"> .</w:t>
+      </w:r>
+    </w:p>
+    <w:p>
+      <w:pPr>
+        <w:pStyle w:val="ListParagraph"/>
+        <w:numPr>
+          <w:ilvl w:val="1"/>
+          <w:numId w:val="1"/>
+        </w:numPr>
+        <w:rPr>
+          <w:lang w:val="en-IL"/>
+        </w:rPr>
+      </w:pPr>
+      <w:r>
+        <w:rPr>
+          <w:rFonts w:hint="cs"/>
+          <w:rtl/>
+          <w:lang w:val="en-IL"/>
+        </w:rPr>
+        <w:t xml:space="preserve"> אם </w:t>
+      </w:r>
+      <w:r>
+        <w:rPr>
+          <w:rFonts w:hint="cs"/>
+          <w:rtl/>
+          <w:lang w:val="en-IL"/>
+        </w:rPr>
+        <w:t>נ</w:t>
+      </w:r>
+      <w:r>
+        <w:rPr>
+          <w:rFonts w:hint="cs"/>
+          <w:rtl/>
+          <w:lang w:val="en-IL"/>
+        </w:rPr>
+        <w:t xml:space="preserve">רצה להוסיף שירים לספריה לחץ על </w:t>
+      </w:r>
+      <w:r>
+        <w:rPr>
+          <w:lang w:val="en-IL"/>
+        </w:rPr>
+        <w:t>add new Mp3</w:t>
+      </w:r>
+    </w:p>
+    <w:p>
+      <w:pPr>
+        <w:pStyle w:val="ListParagraph"/>
+        <w:numPr>
+          <w:ilvl w:val="1"/>
+          <w:numId w:val="1"/>
+        </w:numPr>
+        <w:rPr>
+          <w:lang w:val="en-IL"/>
+        </w:rPr>
+      </w:pPr>
+      <w:r>
+        <w:rPr>
+          <w:rFonts w:hint="cs"/>
+          <w:rtl/>
+          <w:lang w:val="en-IL"/>
+        </w:rPr>
+        <w:t xml:space="preserve">אם </w:t>
+      </w:r>
+      <w:r>
+        <w:rPr>
+          <w:rFonts w:hint="cs"/>
+          <w:rtl/>
+          <w:lang w:val="en-IL"/>
+        </w:rPr>
+        <w:t>נ</w:t>
+      </w:r>
+      <w:r>
+        <w:rPr>
+          <w:rFonts w:hint="cs"/>
+          <w:rtl/>
+          <w:lang w:val="en-IL"/>
+        </w:rPr>
+        <w:t xml:space="preserve">רצה להוריד שיר מהספריה לחץ על ה </w:t>
+      </w:r>
+      <w:r>
+        <w:rPr>
+          <w:lang w:val="en-IL"/>
+        </w:rPr>
+        <w:t>X</w:t>
+      </w:r>
+      <w:r>
+        <w:rPr>
+          <w:rFonts w:hint="cs"/>
+          <w:rtl/>
+          <w:lang w:val="en-IL"/>
+        </w:rPr>
+        <w:t xml:space="preserve"> בצד ימין של השיר</w:t>
+      </w:r>
+    </w:p>
+    <w:p>
+      <w:pPr>
+        <w:pStyle w:val="ListParagraph"/>
+        <w:numPr>
+          <w:ilvl w:val="0"/>
+          <w:numId w:val="1"/>
+        </w:numPr>
+        <w:rPr>
+          <w:b/>
+          <w:bCs/>
+          <w:u w:val="single"/>
+          <w:lang w:val="en-IL"/>
+        </w:rPr>
+      </w:pPr>
+      <w:r>
+        <w:rPr>
+          <w:b/>
+          <w:bCs/>
+          <w:u w:val="single"/>
+          <w:lang w:val="en-IL"/>
+        </w:rPr>
+        <w:t>Lessons</w:t>
+      </w:r>
+      <w:r>
+        <w:rPr>
+          <w:rFonts w:hint="cs"/>
+          <w:rtl/>
+          <w:lang w:val="en-IL"/>
+        </w:rPr>
+        <w:t xml:space="preserve"> כדי לראות את השיעורים ששמרת </w:t>
+      </w:r>
+      <w:r>
+        <w:rPr>
+          <w:rFonts w:hint="cs"/>
+          <w:rtl/>
+          <w:lang w:val="en-IL"/>
+        </w:rPr>
+        <w:t>נ</w:t>
+      </w:r>
+      <w:r>
+        <w:rPr>
+          <w:rFonts w:hint="cs"/>
+          <w:rtl/>
+          <w:lang w:val="en-IL"/>
+        </w:rPr>
+        <w:t xml:space="preserve">לחץ על </w:t>
+      </w:r>
+      <w:r>
+        <w:rPr>
+          <w:rFonts w:hint="cs"/>
+          <w:rtl/>
+          <w:lang w:val="en-IL"/>
+        </w:rPr>
+        <w:t>המקש . אפשר לערוך את שם השיעור במידת הצורך</w:t>
+      </w:r>
+    </w:p>
+    <w:p>
+      <w:pPr>
+        <w:pStyle w:val="ListParagraph"/>
+        <w:numPr>
+          <w:ilvl w:val="0"/>
+          <w:numId w:val="1"/>
+        </w:numPr>
+        <w:rPr>
+          <w:lang w:val="en-IL"/>
+        </w:rPr>
+      </w:pPr>
+      <w:r>
+        <w:rPr>
+          <w:b/>
+          <w:bCs/>
+          <w:u w:val="single"/>
+          <w:lang w:val="en-IL"/>
+        </w:rPr>
+        <w:t>Hours</w:t>
+      </w:r>
+      <w:r>
+        <w:rPr>
+          <w:rFonts w:hint="cs"/>
+          <w:rtl/>
+          <w:lang w:val="en-IL"/>
+        </w:rPr>
+        <w:t xml:space="preserve"> ניתן לקבוע את שעות העבודה שיופיעו על המסך בכל יום</w:t>
+      </w:r>
+    </w:p>
+    <w:p>
+      <w:pPr>
+        <w:pStyle w:val="ListParagraph"/>
+        <w:numPr>
+          <w:ilvl w:val="0"/>
+          <w:numId w:val="1"/>
+        </w:numPr>
+        <w:rPr>
+          <w:lang w:val="en-IL"/>
+        </w:rPr>
+      </w:pPr>
+      <w:r>
+        <w:rPr>
+          <w:b/>
+          <w:bCs/>
+          <w:u w:val="single"/>
+          <w:lang w:val="en-IL"/>
+        </w:rPr>
+        <w:t>Transfer</w:t>
+      </w:r>
+      <w:r>
+        <w:rPr>
+          <w:rFonts w:hint="cs"/>
+          <w:rtl/>
+          <w:lang w:val="en-IL"/>
+        </w:rPr>
+        <w:t xml:space="preserve"> לאחר שמערך השיעור מוכן אפשר להעביר אותו לטלפון. צריך להעביר אותו לענן המוגדר במחשב ובטלפון. </w:t>
+      </w:r>
+    </w:p>
+    <w:p>
+      <w:pPr>
+        <w:pStyle w:val="ListParagraph"/>
+        <w:numPr>
+          <w:ilvl w:val="1"/>
+          <w:numId w:val="1"/>
+        </w:numPr>
+        <w:rPr>
+          <w:lang w:val="en-IL"/>
+        </w:rPr>
+      </w:pPr>
+      <w:r>
+        <w:rPr>
+          <w:rFonts w:hint="cs"/>
+          <w:rtl/>
+          <w:lang w:val="en-IL"/>
+        </w:rPr>
+        <w:t xml:space="preserve">בוחרים לעבוד עם </w:t>
+      </w:r>
+      <w:r>
+        <w:rPr>
+          <w:lang w:val="en-IL"/>
+        </w:rPr>
+        <w:t>Google Drive</w:t>
+      </w:r>
+      <w:r>
+        <w:rPr>
+          <w:rFonts w:hint="cs"/>
+          <w:rtl/>
+          <w:lang w:val="en-IL"/>
+        </w:rPr>
+        <w:t xml:space="preserve"> או </w:t>
+      </w:r>
+      <w:r>
+        <w:rPr>
+          <w:lang w:val="en-IL"/>
+        </w:rPr>
+        <w:t>ICloud</w:t>
+      </w:r>
+      <w:r>
+        <w:rPr>
+          <w:rFonts w:hint="cs"/>
+          <w:rtl/>
+          <w:lang w:val="en-IL"/>
+        </w:rPr>
+        <w:t xml:space="preserve">.  צריך להגדיר לענן הנבחר במחשב </w:t>
+      </w:r>
+      <w:r>
+        <w:rPr>
+          <w:lang w:val="en-IL"/>
+        </w:rPr>
+        <w:t xml:space="preserve">Windows </w:t>
+      </w:r>
+      <w:r>
+        <w:rPr>
+          <w:rFonts w:hint="cs"/>
+          <w:rtl/>
+          <w:lang w:val="en-IL"/>
+        </w:rPr>
+        <w:t xml:space="preserve"> אות שתייצג אותו. </w:t>
+      </w:r>
+    </w:p>
+    <w:p>
+      <w:pPr>
+        <w:pStyle w:val="ListParagraph"/>
+        <w:numPr>
+          <w:ilvl w:val="1"/>
+          <w:numId w:val="1"/>
+        </w:numPr>
+        <w:rPr>
+          <w:lang w:val="en-IL"/>
+        </w:rPr>
+      </w:pPr>
+      <w:r>
+        <w:rPr>
+          <w:rFonts w:hint="cs"/>
+          <w:rtl/>
+          <w:lang w:val="en-IL"/>
+        </w:rPr>
+        <w:t xml:space="preserve">מייצרים ספריית </w:t>
+      </w:r>
+      <w:r>
+        <w:rPr>
+          <w:lang w:val="en-IL"/>
+        </w:rPr>
+        <w:t>Lessons</w:t>
+      </w:r>
+      <w:r>
+        <w:rPr>
+          <w:rFonts w:hint="cs"/>
+          <w:rtl/>
+          <w:lang w:val="en-IL"/>
+        </w:rPr>
+        <w:t xml:space="preserve"> כדי לשמור שם את </w:t>
+      </w:r>
+      <w:r>
+        <w:rPr>
+          <w:rFonts w:hint="cs"/>
+          <w:rtl/>
+          <w:lang w:val="en-IL"/>
+        </w:rPr>
+        <w:t xml:space="preserve">מערך </w:t>
+      </w:r>
+      <w:r>
+        <w:rPr>
+          <w:rFonts w:hint="cs"/>
+          <w:rtl/>
+          <w:lang w:val="en-IL"/>
+        </w:rPr>
+        <w:t>השיעורים שתיכננו</w:t>
+      </w:r>
+    </w:p>
+    <w:p>
+      <w:pPr>
+        <w:pStyle w:val="ListParagraph"/>
+        <w:numPr>
+          <w:ilvl w:val="1"/>
+          <w:numId w:val="1"/>
+        </w:numPr>
+        <w:rPr>
+          <w:lang w:val="en-IL"/>
+        </w:rPr>
+      </w:pPr>
+      <w:r>
+        <w:rPr>
+          <w:rFonts w:hint="cs"/>
+          <w:rtl/>
+          <w:lang w:val="en-IL"/>
+        </w:rPr>
+        <w:lastRenderedPageBreak/>
+        <w:t xml:space="preserve">כשלוחצים על </w:t>
+      </w:r>
+      <w:r>
+        <w:rPr>
+          <w:lang w:val="en-IL"/>
+        </w:rPr>
+        <w:t>export</w:t>
+      </w:r>
+      <w:r>
+        <w:rPr>
+          <w:rFonts w:hint="cs"/>
+          <w:rtl/>
+          <w:lang w:val="en-IL"/>
+        </w:rPr>
+        <w:t xml:space="preserve"> ,מעבירים לספריה הנ"ל את </w:t>
+      </w:r>
+      <w:r>
+        <w:rPr>
+          <w:rFonts w:hint="cs"/>
+          <w:rtl/>
+          <w:lang w:val="en-IL"/>
+        </w:rPr>
+        <w:t xml:space="preserve">מערך </w:t>
+      </w:r>
+      <w:r>
+        <w:rPr>
+          <w:rFonts w:hint="cs"/>
+          <w:rtl/>
+          <w:lang w:val="en-IL"/>
+        </w:rPr>
+        <w:t>השיעור</w:t>
+      </w:r>
+      <w:r>
+        <w:rPr>
+          <w:rFonts w:hint="cs"/>
+          <w:rtl/>
+          <w:lang w:val="en-IL"/>
+        </w:rPr>
+        <w:t>ים המתוכנן (של שעה אחת  או של כל השבוע)</w:t>
+      </w:r>
+      <w:r>
+        <w:rPr>
+          <w:rFonts w:hint="cs"/>
+          <w:rtl/>
+          <w:lang w:val="en-IL"/>
+        </w:rPr>
+        <w:t>.</w:t>
+      </w:r>
+    </w:p>
+    <w:p>
+      <w:pPr>
+        <w:pStyle w:val="ListParagraph"/>
+        <w:numPr>
+          <w:ilvl w:val="1"/>
+          <w:numId w:val="1"/>
+        </w:numPr>
+        <w:rPr>
+          <w:lang w:val="en-IL"/>
+        </w:rPr>
+      </w:pPr>
+      <w:r>
+        <w:rPr>
+          <w:rFonts w:hint="cs"/>
+          <w:rtl/>
+          <w:lang w:val="en-IL"/>
+        </w:rPr>
+        <w:t>בטלפון צריכה להיות מותקנת האפלקציה שבחרנו קודם (</w:t>
+      </w:r>
+      <w:r>
+        <w:rPr>
+          <w:lang w:val="en-IL"/>
+        </w:rPr>
+        <w:t xml:space="preserve">google Drive </w:t>
+      </w:r>
+      <w:r>
+        <w:rPr>
+          <w:rFonts w:hint="cs"/>
+          <w:rtl/>
+          <w:lang w:val="en-IL"/>
+        </w:rPr>
+        <w:t xml:space="preserve"> או </w:t>
+      </w:r>
+      <w:r>
+        <w:rPr>
+          <w:lang w:val="en-IL"/>
+        </w:rPr>
+        <w:t>ICloud</w:t>
+      </w:r>
+      <w:r>
+        <w:rPr>
+          <w:rFonts w:hint="cs"/>
+          <w:rtl/>
+          <w:lang w:val="en-IL"/>
+        </w:rPr>
+        <w:t>)</w:t>
+      </w:r>
+    </w:p>
+    <w:p>
+      <w:pPr>
+        <w:pStyle w:val="ListParagraph"/>
+        <w:numPr>
+          <w:ilvl w:val="1"/>
+          <w:numId w:val="1"/>
+        </w:numPr>
+        <w:rPr>
+          <w:lang w:val="en-IL"/>
+        </w:rPr>
+      </w:pPr>
+      <w:r>
+        <w:rPr>
+          <w:rFonts w:hint="cs"/>
+          <w:rtl/>
+          <w:lang w:val="en-IL"/>
+        </w:rPr>
+        <w:t xml:space="preserve">כאשר נפתח את האפליקציה בטלפון ונעשה </w:t>
+      </w:r>
+      <w:r>
+        <w:rPr>
+          <w:lang w:val="en-IL"/>
+        </w:rPr>
+        <w:t xml:space="preserve">Import </w:t>
+      </w:r>
+      <w:r>
+        <w:rPr>
+          <w:rFonts w:hint="cs"/>
+          <w:rtl/>
+          <w:lang w:val="en-IL"/>
+        </w:rPr>
+        <w:t xml:space="preserve"> נראה את הקובץ השמור תחת הענן.</w:t>
+      </w:r>
+    </w:p>
+    <w:p>
+      <w:pPr>
+        <w:pStyle w:val="ListParagraph"/>
+        <w:numPr>
+          <w:ilvl w:val="0"/>
+          <w:numId w:val="1"/>
+        </w:numPr>
+        <w:rPr>
+          <w:lang w:val="en-IL"/>
+        </w:rPr>
+      </w:pPr>
+      <w:r>
+        <w:rPr>
+          <w:b/>
+          <w:bCs/>
+          <w:u w:val="single"/>
+          <w:lang w:val="en-IL"/>
+        </w:rPr>
+        <w:t>Editing</w:t>
+      </w:r>
+      <w:r>
+        <w:rPr>
+          <w:rFonts w:hint="cs"/>
+          <w:b/>
+          <w:bCs/>
+          <w:u w:val="single"/>
+          <w:rtl/>
+          <w:lang w:val="en-IL"/>
+        </w:rPr>
+        <w:t xml:space="preserve"> </w:t>
+      </w:r>
+      <w:r>
+        <w:rPr>
+          <w:rFonts w:hint="cs"/>
+          <w:rtl/>
+          <w:lang w:val="en-IL"/>
+        </w:rPr>
+        <w:t xml:space="preserve">במצב הזה אפשר לערוך את מערך השיעור. </w:t>
+      </w:r>
+    </w:p>
+    <w:p>
+      <w:pPr>
+        <w:pStyle w:val="ListParagraph"/>
+        <w:numPr>
+          <w:ilvl w:val="1"/>
+          <w:numId w:val="1"/>
+        </w:numPr>
+        <w:rPr>
+          <w:lang w:val="en-IL"/>
+        </w:rPr>
+      </w:pPr>
+      <w:r>
+        <w:rPr>
+          <w:rFonts w:hint="cs"/>
+          <w:rtl/>
+          <w:lang w:val="en-IL"/>
+        </w:rPr>
+        <w:t>אפשר לערוך את הסעיף ולקשר לו שיר מהספריה או להוסיף שיר חדש ממקום אחר במ</w:t>
+      </w:r>
+      <w:r>
+        <w:rPr>
+          <w:rFonts w:hint="cs"/>
+          <w:rtl/>
+          <w:lang w:val="en-IL"/>
+        </w:rPr>
+        <w:t xml:space="preserve">חשב ואז הוא ישאר בספריה וירד אחר כך לטלפון. </w:t>
+      </w:r>
+    </w:p>
+    <w:p>
+      <w:pPr>
+        <w:pStyle w:val="ListParagraph"/>
+        <w:numPr>
+          <w:ilvl w:val="1"/>
+          <w:numId w:val="1"/>
+        </w:numPr>
+        <w:rPr>
+          <w:lang w:val="en-IL"/>
+        </w:rPr>
+      </w:pPr>
+      <w:r>
+        <w:rPr>
+          <w:rFonts w:hint="cs"/>
+          <w:rtl/>
+          <w:lang w:val="en-IL"/>
+        </w:rPr>
+        <w:t>אפשר לייבא שיעור קיים ולערוך אותו ולשמור בשם שבחרנו בספריה. אם עשינו כך אפשר יהיה לראות אותו בספריה ולבחור אותו.</w:t>
+      </w:r>
+    </w:p>
+    <w:p>
+      <w:pPr>
+        <w:pStyle w:val="ListParagraph"/>
+        <w:numPr>
+          <w:ilvl w:val="1"/>
+          <w:numId w:val="1"/>
+        </w:numPr>
+        <w:rPr>
+          <w:b/>
+          <w:bCs/>
+          <w:lang w:val="en-IL"/>
+        </w:rPr>
+      </w:pPr>
+      <w:r>
+        <w:rPr>
+          <w:rFonts w:hint="cs"/>
+          <w:b/>
+          <w:bCs/>
+          <w:rtl/>
+          <w:lang w:val="en-IL"/>
+        </w:rPr>
+        <w:t xml:space="preserve">חייבים ללחוץ על </w:t>
+      </w:r>
+      <w:r>
+        <w:rPr>
+          <w:b/>
+          <w:bCs/>
+          <w:lang w:val="en-IL"/>
+        </w:rPr>
+        <w:t>SAVE</w:t>
+      </w:r>
+      <w:r>
+        <w:rPr>
+          <w:rFonts w:hint="cs"/>
+          <w:b/>
+          <w:bCs/>
+          <w:rtl/>
+          <w:lang w:val="en-IL"/>
+        </w:rPr>
+        <w:t xml:space="preserve"> בגמר התכנון כדי שהמערך לא ילך לאיבוד (כמו </w:t>
+      </w:r>
+      <w:r>
+        <w:rPr>
+          <w:b/>
+          <w:bCs/>
+          <w:lang w:val="en-IL"/>
+        </w:rPr>
+        <w:t>EDITOR</w:t>
+      </w:r>
+      <w:r>
+        <w:rPr>
+          <w:rFonts w:hint="cs"/>
+          <w:b/>
+          <w:bCs/>
+          <w:rtl/>
+          <w:lang w:val="en-IL"/>
+        </w:rPr>
+        <w:t xml:space="preserve"> רגיל) </w:t>
+      </w:r>
+    </w:p>
+    <w:p>
+      <w:pPr>
+        <w:pStyle w:val="ListParagraph"/>
+        <w:numPr>
+          <w:ilvl w:val="1"/>
+          <w:numId w:val="1"/>
+        </w:numPr>
+        <w:rPr>
+          <w:b/>
+          <w:bCs/>
+          <w:rtl/>
+          <w:lang w:val="en-IL"/>
+        </w:rPr>
+      </w:pPr>
+      <w:r>
+        <w:rPr>
+          <w:rFonts w:hint="cs"/>
+          <w:rtl/>
+          <w:lang w:val="en-IL"/>
+        </w:rPr>
+        <w:t xml:space="preserve">בסיום אפשר לעבור למצב </w:t>
+      </w:r>
+      <w:r>
+        <w:rPr>
+          <w:lang w:val="en-IL"/>
+        </w:rPr>
+        <w:t>ReadyMode</w:t>
+      </w:r>
+      <w:r>
+        <w:rPr>
+          <w:rFonts w:hint="cs"/>
+          <w:rtl/>
+          <w:lang w:val="en-IL"/>
+        </w:rPr>
+        <w:t xml:space="preserve"> על ידי לחיצה על </w:t>
+      </w:r>
+      <w:r>
+        <w:rPr>
+          <w:lang w:val="en-IL"/>
+        </w:rPr>
+        <w:t xml:space="preserve">Editing </w:t>
+      </w:r>
+      <w:r>
+        <w:rPr>
+          <w:rFonts w:hint="cs"/>
+          <w:rtl/>
+          <w:lang w:val="en-IL"/>
+        </w:rPr>
+        <w:t>ואז לראות את מערך השיעור בלי מקשי העריכה השונים. במצב זה ניתן רק לקרוא את המערך ולהפעיל את השירים ששודכו</w:t>
+      </w:r>
     </w:p>
     <w:p>
       <w:pPr>
@@ -1041,7 +1854,6 @@
   <w:style w:type="character" w:default="1" w:styleId="DefaultParagraphFont">
     <w:name w:val="Default Paragraph Font"/>
     <w:uiPriority w:val="1"/>
-    <w:semiHidden/>
     <w:unhideWhenUsed/>
   </w:style>
   <w:style w:type="table" w:default="1" w:styleId="TableNormal">
